--- a/DotNET Core/DotNET Core.docx
+++ b/DotNET Core/DotNET Core.docx
@@ -1115,20 +1115,6 @@
         </w:rPr>
         <w:t xml:space="preserve">: Configure Services and Middleware. </w:t>
       </w:r>
-      <w:proofErr w:type="spellStart"/>
-      <w:r>
-        <w:rPr>
-          <w:rFonts w:ascii="Times New Roman" w:hAnsi="Times New Roman" w:cs="Times New Roman"/>
-        </w:rPr>
-        <w:t>Startup.cs</w:t>
-      </w:r>
-      <w:proofErr w:type="spellEnd"/>
-      <w:r>
-        <w:rPr>
-          <w:rFonts w:ascii="Times New Roman" w:hAnsi="Times New Roman" w:cs="Times New Roman"/>
-        </w:rPr>
-        <w:t xml:space="preserve"> – Configure Services and Middleware</w:t>
-      </w:r>
     </w:p>
     <w:p>
       <w:pPr>
@@ -1337,7 +1323,7 @@
     <w:p>
       <w:pPr>
         <w:tabs>
-          <w:tab w:val="left" w:pos="1848"/>
+          <w:tab w:val="left" w:pos="5108"/>
         </w:tabs>
         <w:spacing w:after="0"/>
         <w:jc w:val="both"/>
@@ -1347,6 +1333,31 @@
           <w:bCs/>
         </w:rPr>
       </w:pPr>
+      <w:r>
+        <w:rPr>
+          <w:rFonts w:ascii="Times New Roman" w:hAnsi="Times New Roman" w:cs="Times New Roman"/>
+          <w:b/>
+          <w:bCs/>
+        </w:rPr>
+        <w:tab/>
+      </w:r>
+    </w:p>
+    <w:p>
+      <w:pPr>
+        <w:rPr>
+          <w:rFonts w:ascii="Times New Roman" w:hAnsi="Times New Roman" w:cs="Times New Roman"/>
+          <w:b/>
+          <w:bCs/>
+        </w:rPr>
+      </w:pPr>
+      <w:r>
+        <w:rPr>
+          <w:rFonts w:ascii="Times New Roman" w:hAnsi="Times New Roman" w:cs="Times New Roman"/>
+          <w:b/>
+          <w:bCs/>
+        </w:rPr>
+        <w:br w:type="page"/>
+      </w:r>
     </w:p>
     <w:p>
       <w:pPr>
@@ -4195,6 +4206,7 @@
         </w:rPr>
         <w:t xml:space="preserve">Register custom middleware in </w:t>
       </w:r>
+      <w:proofErr w:type="spellStart"/>
       <w:r>
         <w:rPr>
           <w:rFonts w:ascii="Times New Roman" w:hAnsi="Times New Roman" w:cs="Times New Roman"/>
@@ -4205,7 +4217,7 @@
         <w:rPr>
           <w:rFonts w:ascii="Times New Roman" w:hAnsi="Times New Roman" w:cs="Times New Roman"/>
         </w:rPr>
-        <w:t>a</w:t>
+        <w:t>A</w:t>
       </w:r>
       <w:r>
         <w:rPr>
@@ -4213,6 +4225,7 @@
         </w:rPr>
         <w:t>pplicationBuilder</w:t>
       </w:r>
+      <w:proofErr w:type="spellEnd"/>
       <w:r>
         <w:rPr>
           <w:rFonts w:ascii="Times New Roman" w:hAnsi="Times New Roman" w:cs="Times New Roman"/>
@@ -15044,6 +15057,7 @@
   <w:style w:type="character" w:default="1" w:styleId="DefaultParagraphFont">
     <w:name w:val="Default Paragraph Font"/>
     <w:uiPriority w:val="1"/>
+    <w:semiHidden/>
     <w:unhideWhenUsed/>
   </w:style>
   <w:style w:type="table" w:default="1" w:styleId="TableNormal">
